--- a/MyDocumentConverterMultiOSV10/samples/output/wiki/creole/docx.docx
+++ b/MyDocumentConverterMultiOSV10/samples/output/wiki/creole/docx.docx
@@ -47,7 +47,7 @@
       <w:r>
         <w:t xml:space="preserve"> 와 </w:t>
       </w:r>
-      <w:hyperlink w:history="1" r:id="rIdhenomw4oywuudqws_08zr">
+      <w:hyperlink w:history="1" r:id="rIdninhqblacizrkevg88_sw">
         <w:r>
           <w:rPr>
             <w:rStyle w:val="Hyperlink"/>
